--- a/module-1/Palm-Module1_2.docx
+++ b/module-1/Palm-Module1_2.docx
@@ -78,7 +78,7 @@
           <w:noProof/>
         </w:rPr>
         <w:drawing>
-          <wp:inline distT="0" distB="0" distL="0" distR="0" wp14:anchorId="5943AE59" wp14:editId="794AEE2A">
+          <wp:inline distT="0" distB="0" distL="0" distR="0" wp14:anchorId="5943AE59" wp14:editId="185C287C">
             <wp:extent cx="5943600" cy="2837180"/>
             <wp:effectExtent l="0" t="0" r="0" b="1270"/>
             <wp:docPr id="1940934199" name="Picture 1"/>
@@ -174,6 +174,63 @@
                     <a:xfrm>
                       <a:off x="0" y="0"/>
                       <a:ext cx="5662151" cy="2949196"/>
+                    </a:xfrm>
+                    <a:prstGeom prst="rect">
+                      <a:avLst/>
+                    </a:prstGeom>
+                  </pic:spPr>
+                </pic:pic>
+              </a:graphicData>
+            </a:graphic>
+          </wp:inline>
+        </w:drawing>
+      </w:r>
+    </w:p>
+    <w:p/>
+    <w:p>
+      <w:pPr>
+        <w:rPr>
+          <w:b/>
+          <w:bCs/>
+        </w:rPr>
+      </w:pPr>
+      <w:r>
+        <w:rPr>
+          <w:b/>
+          <w:bCs/>
+        </w:rPr>
+        <w:lastRenderedPageBreak/>
+        <w:t>Screenshot of GitHub Repository after Module 1.2 Assignment was pushed up to GitHub</w:t>
+      </w:r>
+    </w:p>
+    <w:p/>
+    <w:p>
+      <w:r>
+        <w:drawing>
+          <wp:inline distT="0" distB="0" distL="0" distR="0" wp14:anchorId="58612492" wp14:editId="7DD61121">
+            <wp:extent cx="6858000" cy="2142490"/>
+            <wp:effectExtent l="0" t="0" r="0" b="0"/>
+            <wp:docPr id="341804696" name="Picture 1"/>
+            <wp:cNvGraphicFramePr>
+              <a:graphicFrameLocks xmlns:a="http://schemas.openxmlformats.org/drawingml/2006/main" noChangeAspect="1"/>
+            </wp:cNvGraphicFramePr>
+            <a:graphic xmlns:a="http://schemas.openxmlformats.org/drawingml/2006/main">
+              <a:graphicData uri="http://schemas.openxmlformats.org/drawingml/2006/picture">
+                <pic:pic xmlns:pic="http://schemas.openxmlformats.org/drawingml/2006/picture">
+                  <pic:nvPicPr>
+                    <pic:cNvPr id="341804696" name=""/>
+                    <pic:cNvPicPr/>
+                  </pic:nvPicPr>
+                  <pic:blipFill>
+                    <a:blip r:embed="rId6"/>
+                    <a:stretch>
+                      <a:fillRect/>
+                    </a:stretch>
+                  </pic:blipFill>
+                  <pic:spPr>
+                    <a:xfrm>
+                      <a:off x="0" y="0"/>
+                      <a:ext cx="6858000" cy="2142490"/>
                     </a:xfrm>
                     <a:prstGeom prst="rect">
                       <a:avLst/>
@@ -799,6 +856,7 @@
   <w:style w:type="character" w:default="1" w:styleId="DefaultParagraphFont">
     <w:name w:val="Default Paragraph Font"/>
     <w:uiPriority w:val="1"/>
+    <w:semiHidden/>
     <w:unhideWhenUsed/>
   </w:style>
   <w:style w:type="table" w:default="1" w:styleId="TableNormal">
